--- a/assets/Kunal-Varshney-Resume.docx
+++ b/assets/Kunal-Varshney-Resume.docx
@@ -40,7 +40,7 @@
           <w:i w:val="0"/>
           <w:sz w:val="21"/>
         </w:rPr>
-        <w:t>kunalvrshn@gmail.com | +91 70176 62533 | India (Remote)</w:t>
+        <w:t>kunalvrshn@gmail.com | +91 85340 49747 | India (Remote)</w:t>
         <w:br/>
         <w:t>lilkunal.github.io | linkedin.com/in/kunalvrshn | github.com/lilkunal</w:t>
       </w:r>
